--- a/regression_results_lonely2.docx
+++ b/regression_results_lonely2.docx
@@ -2552,13 +2552,13 @@
       </w:pPr>
     </w:lvl>
   </w:abstractNum>
-  <w:num w:numId="1" w16cid:durableId="135417040">
+  <w:num w:numId="1" w16cid:durableId="1335956983">
     <w:abstractNumId w:val="1"/>
   </w:num>
-  <w:num w:numId="2" w16cid:durableId="1824658243">
+  <w:num w:numId="2" w16cid:durableId="1923559625">
     <w:abstractNumId w:val="2"/>
   </w:num>
-  <w:num w:numId="3" w16cid:durableId="1381244858">
+  <w:num w:numId="3" w16cid:durableId="1737320525">
     <w:abstractNumId w:val="0"/>
   </w:num>
 </w:numbering>
